--- a/feature_store_project_summary.docx
+++ b/feature_store_project_summary.docx
@@ -193,7 +193,31 @@
       </w:r>
       <w:r>
         <w:br/>
-        <w:t xml:space="preserve">Na podstawie danych z Gold tworzone są dataset’y produktowe per use-case, eksportowane do formatu Parquet i publikowane w MinIO. Produkty danych mogą być wykorzystywane do analizy ruchu, predykcji popytu </w:t>
+        <w:t xml:space="preserve">Na podstawie danych z Gold tworzone są dataset’y produktowe per use-case, eksportowane do formatu Parquet i publikowane w MinIO. Produkty danych mogą być wykorzystywane do analizy </w:t>
+      </w:r>
+      <w:proofErr w:type="spellStart"/>
+      <w:r>
+        <w:t>ruchu</w:t>
+      </w:r>
+      <w:proofErr w:type="spellEnd"/>
+      <w:r>
+        <w:t xml:space="preserve">, </w:t>
+      </w:r>
+      <w:proofErr w:type="spellStart"/>
+      <w:r>
+        <w:t>predykcji</w:t>
+      </w:r>
+      <w:proofErr w:type="spellEnd"/>
+      <w:r>
+        <w:t xml:space="preserve"> </w:t>
+      </w:r>
+      <w:proofErr w:type="spellStart"/>
+      <w:r>
+        <w:t>popytu</w:t>
+      </w:r>
+      <w:proofErr w:type="spellEnd"/>
+      <w:r>
+        <w:t xml:space="preserve"> </w:t>
       </w:r>
       <w:proofErr w:type="spellStart"/>
       <w:r>
@@ -2037,7 +2061,7 @@
           <w:lang w:val="pl-PL"/>
         </w:rPr>
         <w:pict w14:anchorId="5DE5FD99">
-          <v:rect id="_x0000_i1037" style="width:0;height:1.5pt" o:hralign="center" o:hrstd="t" o:hr="t" fillcolor="#a0a0a0" stroked="f"/>
+          <v:rect id="_x0000_i1025" style="width:0;height:1.5pt" o:hralign="center" o:hrstd="t" o:hr="t" fillcolor="#a0a0a0" stroked="f"/>
         </w:pict>
       </w:r>
     </w:p>
@@ -2766,16 +2790,9 @@
           <w:lang w:val="pl-PL"/>
         </w:rPr>
         <w:pict w14:anchorId="5B3ED06A">
-          <v:rect id="_x0000_i1038" style="width:0;height:1.5pt" o:hralign="center" o:hrstd="t" o:hr="t" fillcolor="#a0a0a0" stroked="f"/>
+          <v:rect id="_x0000_i1026" style="width:0;height:1.5pt" o:hralign="center" o:hrstd="t" o:hr="t" fillcolor="#a0a0a0" stroked="f"/>
         </w:pict>
       </w:r>
-    </w:p>
-    <w:p>
-      <w:pPr>
-        <w:rPr>
-          <w:lang w:val="pl-PL"/>
-        </w:rPr>
-      </w:pPr>
     </w:p>
     <w:p>
       <w:pPr>
@@ -2826,6 +2843,7 @@
           <w:bCs/>
           <w:lang w:val="pl-PL"/>
         </w:rPr>
+        <w:lastRenderedPageBreak/>
         <w:t xml:space="preserve">3. Produkt: </w:t>
       </w:r>
       <w:proofErr w:type="spellStart"/>
@@ -2847,9 +2865,17 @@
       </w:pPr>
       <w:r>
         <w:rPr>
+          <w:b/>
+          <w:bCs/>
           <w:lang w:val="pl-PL"/>
         </w:rPr>
-        <w:t>Cel: dane do analizy ruchu i zatłoczenia miasta.</w:t>
+        <w:t>Cel:</w:t>
+      </w:r>
+      <w:r>
+        <w:rPr>
+          <w:lang w:val="pl-PL"/>
+        </w:rPr>
+        <w:t xml:space="preserve"> dane do analizy ruchu i zatłoczenia miasta.</w:t>
       </w:r>
     </w:p>
     <w:p>
@@ -2862,7 +2888,105 @@
         <w:rPr>
           <w:lang w:val="pl-PL"/>
         </w:rPr>
-        <w:t>Dodawane cechy:</w:t>
+        <w:t xml:space="preserve">Ten widok agreguje przejazdy taxi według </w:t>
+      </w:r>
+      <w:r>
+        <w:rPr>
+          <w:b/>
+          <w:bCs/>
+          <w:lang w:val="pl-PL"/>
+        </w:rPr>
+        <w:t>strefy odbioru</w:t>
+      </w:r>
+      <w:r>
+        <w:rPr>
+          <w:lang w:val="pl-PL"/>
+        </w:rPr>
+        <w:t xml:space="preserve">, </w:t>
+      </w:r>
+      <w:r>
+        <w:rPr>
+          <w:b/>
+          <w:bCs/>
+          <w:lang w:val="pl-PL"/>
+        </w:rPr>
+        <w:t>godziny</w:t>
+      </w:r>
+      <w:r>
+        <w:rPr>
+          <w:lang w:val="pl-PL"/>
+        </w:rPr>
+        <w:t xml:space="preserve">, </w:t>
+      </w:r>
+      <w:r>
+        <w:rPr>
+          <w:b/>
+          <w:bCs/>
+          <w:lang w:val="pl-PL"/>
+        </w:rPr>
+        <w:t>dnia tygodnia</w:t>
+      </w:r>
+      <w:r>
+        <w:rPr>
+          <w:lang w:val="pl-PL"/>
+        </w:rPr>
+        <w:t xml:space="preserve">, informacji o </w:t>
+      </w:r>
+      <w:r>
+        <w:rPr>
+          <w:b/>
+          <w:bCs/>
+          <w:lang w:val="pl-PL"/>
+        </w:rPr>
+        <w:t>weekendzie</w:t>
+      </w:r>
+      <w:r>
+        <w:rPr>
+          <w:lang w:val="pl-PL"/>
+        </w:rPr>
+        <w:t xml:space="preserve"> oraz </w:t>
+      </w:r>
+      <w:r>
+        <w:rPr>
+          <w:b/>
+          <w:bCs/>
+          <w:lang w:val="pl-PL"/>
+        </w:rPr>
+        <w:t>godzinach szczytu</w:t>
+      </w:r>
+      <w:r>
+        <w:rPr>
+          <w:lang w:val="pl-PL"/>
+        </w:rPr>
+        <w:t xml:space="preserve">. Dzięki temu nadaje się do </w:t>
+      </w:r>
+      <w:proofErr w:type="spellStart"/>
+      <w:r>
+        <w:rPr>
+          <w:lang w:val="pl-PL"/>
+        </w:rPr>
+        <w:t>dashboardów</w:t>
+      </w:r>
+      <w:proofErr w:type="spellEnd"/>
+      <w:r>
+        <w:rPr>
+          <w:lang w:val="pl-PL"/>
+        </w:rPr>
+        <w:t xml:space="preserve">, </w:t>
+      </w:r>
+      <w:proofErr w:type="spellStart"/>
+      <w:r>
+        <w:rPr>
+          <w:lang w:val="pl-PL"/>
+        </w:rPr>
+        <w:t>heatmap</w:t>
+      </w:r>
+      <w:proofErr w:type="spellEnd"/>
+      <w:r>
+        <w:rPr>
+          <w:lang w:val="pl-PL"/>
+        </w:rPr>
+        <w:t xml:space="preserve"> i analizy zatłoczenia miasta.</w:t>
       </w:r>
     </w:p>
     <w:tbl>
@@ -2878,8 +3002,8 @@
         <w:tblLook w:val="04A0" w:firstRow="1" w:lastRow="0" w:firstColumn="1" w:lastColumn="0" w:noHBand="0" w:noVBand="1"/>
       </w:tblPr>
       <w:tblGrid>
-        <w:gridCol w:w="2178"/>
-        <w:gridCol w:w="6552"/>
+        <w:gridCol w:w="2112"/>
+        <w:gridCol w:w="6618"/>
       </w:tblGrid>
       <w:tr>
         <w:trPr>
@@ -3001,212 +3125,11 @@
               <w:t>pickup_latitude</w:t>
             </w:r>
             <w:proofErr w:type="spellEnd"/>
-          </w:p>
-        </w:tc>
-      </w:tr>
-      <w:tr>
-        <w:trPr>
-          <w:tblCellSpacing w:w="15" w:type="dxa"/>
-        </w:trPr>
-        <w:tc>
-          <w:tcPr>
-            <w:tcW w:w="0" w:type="auto"/>
-            <w:vAlign w:val="center"/>
-            <w:hideMark/>
-          </w:tcPr>
-          <w:p>
-            <w:pPr>
-              <w:rPr>
-                <w:lang w:val="pl-PL"/>
-              </w:rPr>
-            </w:pPr>
-            <w:proofErr w:type="spellStart"/>
             <w:r>
               <w:rPr>
                 <w:lang w:val="pl-PL"/>
               </w:rPr>
-              <w:t>dropoff_zone</w:t>
-            </w:r>
-            <w:proofErr w:type="spellEnd"/>
-          </w:p>
-        </w:tc>
-        <w:tc>
-          <w:tcPr>
-            <w:tcW w:w="0" w:type="auto"/>
-            <w:vAlign w:val="center"/>
-            <w:hideMark/>
-          </w:tcPr>
-          <w:p>
-            <w:pPr>
-              <w:rPr>
-                <w:lang w:val="pl-PL"/>
-              </w:rPr>
-            </w:pPr>
-            <w:r>
-              <w:rPr>
-                <w:lang w:val="pl-PL"/>
-              </w:rPr>
-              <w:t xml:space="preserve">z </w:t>
-            </w:r>
-            <w:proofErr w:type="spellStart"/>
-            <w:r>
-              <w:rPr>
-                <w:lang w:val="pl-PL"/>
-              </w:rPr>
-              <w:t>dropoff_longitude</w:t>
-            </w:r>
-            <w:proofErr w:type="spellEnd"/>
-            <w:r>
-              <w:rPr>
-                <w:lang w:val="pl-PL"/>
-              </w:rPr>
-              <w:t xml:space="preserve"> i </w:t>
-            </w:r>
-            <w:proofErr w:type="spellStart"/>
-            <w:r>
-              <w:rPr>
-                <w:lang w:val="pl-PL"/>
-              </w:rPr>
-              <w:t>dropoff_latitude</w:t>
-            </w:r>
-            <w:proofErr w:type="spellEnd"/>
-          </w:p>
-        </w:tc>
-      </w:tr>
-      <w:tr>
-        <w:trPr>
-          <w:tblCellSpacing w:w="15" w:type="dxa"/>
-        </w:trPr>
-        <w:tc>
-          <w:tcPr>
-            <w:tcW w:w="0" w:type="auto"/>
-            <w:vAlign w:val="center"/>
-            <w:hideMark/>
-          </w:tcPr>
-          <w:p>
-            <w:pPr>
-              <w:rPr>
-                <w:lang w:val="pl-PL"/>
-              </w:rPr>
-            </w:pPr>
-            <w:proofErr w:type="spellStart"/>
-            <w:r>
-              <w:rPr>
-                <w:lang w:val="pl-PL"/>
-              </w:rPr>
-              <w:t>trip_distance_km</w:t>
-            </w:r>
-            <w:proofErr w:type="spellEnd"/>
-          </w:p>
-        </w:tc>
-        <w:tc>
-          <w:tcPr>
-            <w:tcW w:w="0" w:type="auto"/>
-            <w:vAlign w:val="center"/>
-            <w:hideMark/>
-          </w:tcPr>
-          <w:p>
-            <w:pPr>
-              <w:rPr>
-                <w:lang w:val="pl-PL"/>
-              </w:rPr>
-            </w:pPr>
-            <w:r>
-              <w:rPr>
-                <w:lang w:val="pl-PL"/>
-              </w:rPr>
-              <w:t xml:space="preserve">dystans między pickup i </w:t>
-            </w:r>
-            <w:proofErr w:type="spellStart"/>
-            <w:r>
-              <w:rPr>
-                <w:lang w:val="pl-PL"/>
-              </w:rPr>
-              <w:t>dropoff</w:t>
-            </w:r>
-            <w:proofErr w:type="spellEnd"/>
-            <w:r>
-              <w:rPr>
-                <w:lang w:val="pl-PL"/>
-              </w:rPr>
-              <w:t xml:space="preserve"> liczony wzorem </w:t>
-            </w:r>
-            <w:proofErr w:type="spellStart"/>
-            <w:r>
-              <w:rPr>
-                <w:lang w:val="pl-PL"/>
-              </w:rPr>
-              <w:t>Haversine</w:t>
-            </w:r>
-            <w:proofErr w:type="spellEnd"/>
-          </w:p>
-        </w:tc>
-      </w:tr>
-      <w:tr>
-        <w:trPr>
-          <w:tblCellSpacing w:w="15" w:type="dxa"/>
-        </w:trPr>
-        <w:tc>
-          <w:tcPr>
-            <w:tcW w:w="0" w:type="auto"/>
-            <w:vAlign w:val="center"/>
-            <w:hideMark/>
-          </w:tcPr>
-          <w:p>
-            <w:pPr>
-              <w:rPr>
-                <w:lang w:val="pl-PL"/>
-              </w:rPr>
-            </w:pPr>
-            <w:proofErr w:type="spellStart"/>
-            <w:r>
-              <w:rPr>
-                <w:lang w:val="pl-PL"/>
-              </w:rPr>
-              <w:t>avg_speed</w:t>
-            </w:r>
-            <w:proofErr w:type="spellEnd"/>
-          </w:p>
-        </w:tc>
-        <w:tc>
-          <w:tcPr>
-            <w:tcW w:w="0" w:type="auto"/>
-            <w:vAlign w:val="center"/>
-            <w:hideMark/>
-          </w:tcPr>
-          <w:p>
-            <w:pPr>
-              <w:rPr>
-                <w:lang w:val="pl-PL"/>
-              </w:rPr>
-            </w:pPr>
-            <w:proofErr w:type="spellStart"/>
-            <w:r>
-              <w:rPr>
-                <w:lang w:val="pl-PL"/>
-              </w:rPr>
-              <w:t>trip_distance_km</w:t>
-            </w:r>
-            <w:proofErr w:type="spellEnd"/>
-            <w:r>
-              <w:rPr>
-                <w:lang w:val="pl-PL"/>
-              </w:rPr>
-              <w:t xml:space="preserve"> / (</w:t>
-            </w:r>
-            <w:proofErr w:type="spellStart"/>
-            <w:r>
-              <w:rPr>
-                <w:lang w:val="pl-PL"/>
-              </w:rPr>
-              <w:t>trip_duration</w:t>
-            </w:r>
-            <w:proofErr w:type="spellEnd"/>
-            <w:r>
-              <w:rPr>
-                <w:lang w:val="pl-PL"/>
-              </w:rPr>
-              <w:t xml:space="preserve"> / 3600)</w:t>
+              <w:t>, po zaokrągleniu współrzędnych</w:t>
             </w:r>
           </w:p>
         </w:tc>
@@ -3227,297 +3150,6 @@
                 <w:lang w:val="pl-PL"/>
               </w:rPr>
             </w:pPr>
-            <w:r>
-              <w:rPr>
-                <w:lang w:val="pl-PL"/>
-              </w:rPr>
-              <w:t>trips_count_1h</w:t>
-            </w:r>
-          </w:p>
-        </w:tc>
-        <w:tc>
-          <w:tcPr>
-            <w:tcW w:w="0" w:type="auto"/>
-            <w:vAlign w:val="center"/>
-            <w:hideMark/>
-          </w:tcPr>
-          <w:p>
-            <w:pPr>
-              <w:rPr>
-                <w:lang w:val="pl-PL"/>
-              </w:rPr>
-            </w:pPr>
-            <w:r>
-              <w:rPr>
-                <w:lang w:val="pl-PL"/>
-              </w:rPr>
-              <w:t xml:space="preserve">liczba kursów w </w:t>
-            </w:r>
-            <w:proofErr w:type="spellStart"/>
-            <w:r>
-              <w:rPr>
-                <w:lang w:val="pl-PL"/>
-              </w:rPr>
-              <w:t>pickup_zone</w:t>
-            </w:r>
-            <w:proofErr w:type="spellEnd"/>
-            <w:r>
-              <w:rPr>
-                <w:lang w:val="pl-PL"/>
-              </w:rPr>
-              <w:t xml:space="preserve"> z ostatniej godziny</w:t>
-            </w:r>
-          </w:p>
-        </w:tc>
-      </w:tr>
-      <w:tr>
-        <w:trPr>
-          <w:tblCellSpacing w:w="15" w:type="dxa"/>
-        </w:trPr>
-        <w:tc>
-          <w:tcPr>
-            <w:tcW w:w="0" w:type="auto"/>
-            <w:vAlign w:val="center"/>
-            <w:hideMark/>
-          </w:tcPr>
-          <w:p>
-            <w:pPr>
-              <w:rPr>
-                <w:lang w:val="pl-PL"/>
-              </w:rPr>
-            </w:pPr>
-            <w:r>
-              <w:rPr>
-                <w:lang w:val="pl-PL"/>
-              </w:rPr>
-              <w:t>trips_count_24h</w:t>
-            </w:r>
-          </w:p>
-        </w:tc>
-        <w:tc>
-          <w:tcPr>
-            <w:tcW w:w="0" w:type="auto"/>
-            <w:vAlign w:val="center"/>
-            <w:hideMark/>
-          </w:tcPr>
-          <w:p>
-            <w:pPr>
-              <w:rPr>
-                <w:lang w:val="pl-PL"/>
-              </w:rPr>
-            </w:pPr>
-            <w:r>
-              <w:rPr>
-                <w:lang w:val="pl-PL"/>
-              </w:rPr>
-              <w:t xml:space="preserve">liczba kursów w </w:t>
-            </w:r>
-            <w:proofErr w:type="spellStart"/>
-            <w:r>
-              <w:rPr>
-                <w:lang w:val="pl-PL"/>
-              </w:rPr>
-              <w:t>pickup_zone</w:t>
-            </w:r>
-            <w:proofErr w:type="spellEnd"/>
-            <w:r>
-              <w:rPr>
-                <w:lang w:val="pl-PL"/>
-              </w:rPr>
-              <w:t xml:space="preserve"> z ostatnich 24h</w:t>
-            </w:r>
-          </w:p>
-        </w:tc>
-      </w:tr>
-      <w:tr>
-        <w:trPr>
-          <w:tblCellSpacing w:w="15" w:type="dxa"/>
-        </w:trPr>
-        <w:tc>
-          <w:tcPr>
-            <w:tcW w:w="0" w:type="auto"/>
-            <w:vAlign w:val="center"/>
-            <w:hideMark/>
-          </w:tcPr>
-          <w:p>
-            <w:pPr>
-              <w:rPr>
-                <w:lang w:val="pl-PL"/>
-              </w:rPr>
-            </w:pPr>
-            <w:r>
-              <w:rPr>
-                <w:lang w:val="pl-PL"/>
-              </w:rPr>
-              <w:t>avg_trip_duration_1h</w:t>
-            </w:r>
-          </w:p>
-        </w:tc>
-        <w:tc>
-          <w:tcPr>
-            <w:tcW w:w="0" w:type="auto"/>
-            <w:vAlign w:val="center"/>
-            <w:hideMark/>
-          </w:tcPr>
-          <w:p>
-            <w:pPr>
-              <w:rPr>
-                <w:lang w:val="pl-PL"/>
-              </w:rPr>
-            </w:pPr>
-            <w:r>
-              <w:rPr>
-                <w:lang w:val="pl-PL"/>
-              </w:rPr>
-              <w:t xml:space="preserve">średni </w:t>
-            </w:r>
-            <w:proofErr w:type="spellStart"/>
-            <w:r>
-              <w:rPr>
-                <w:lang w:val="pl-PL"/>
-              </w:rPr>
-              <w:t>trip_duration</w:t>
-            </w:r>
-            <w:proofErr w:type="spellEnd"/>
-            <w:r>
-              <w:rPr>
-                <w:lang w:val="pl-PL"/>
-              </w:rPr>
-              <w:t xml:space="preserve"> w tej strefie z ostatniej godziny</w:t>
-            </w:r>
-          </w:p>
-        </w:tc>
-      </w:tr>
-      <w:tr>
-        <w:trPr>
-          <w:tblCellSpacing w:w="15" w:type="dxa"/>
-        </w:trPr>
-        <w:tc>
-          <w:tcPr>
-            <w:tcW w:w="0" w:type="auto"/>
-            <w:vAlign w:val="center"/>
-            <w:hideMark/>
-          </w:tcPr>
-          <w:p>
-            <w:pPr>
-              <w:rPr>
-                <w:lang w:val="pl-PL"/>
-              </w:rPr>
-            </w:pPr>
-            <w:r>
-              <w:rPr>
-                <w:lang w:val="pl-PL"/>
-              </w:rPr>
-              <w:t>avg_trip_duration_24h</w:t>
-            </w:r>
-          </w:p>
-        </w:tc>
-        <w:tc>
-          <w:tcPr>
-            <w:tcW w:w="0" w:type="auto"/>
-            <w:vAlign w:val="center"/>
-            <w:hideMark/>
-          </w:tcPr>
-          <w:p>
-            <w:pPr>
-              <w:rPr>
-                <w:lang w:val="pl-PL"/>
-              </w:rPr>
-            </w:pPr>
-            <w:r>
-              <w:rPr>
-                <w:lang w:val="pl-PL"/>
-              </w:rPr>
-              <w:t xml:space="preserve">średni </w:t>
-            </w:r>
-            <w:proofErr w:type="spellStart"/>
-            <w:r>
-              <w:rPr>
-                <w:lang w:val="pl-PL"/>
-              </w:rPr>
-              <w:t>trip_duration</w:t>
-            </w:r>
-            <w:proofErr w:type="spellEnd"/>
-            <w:r>
-              <w:rPr>
-                <w:lang w:val="pl-PL"/>
-              </w:rPr>
-              <w:t xml:space="preserve"> w tej strefie z ostatnich 24h</w:t>
-            </w:r>
-          </w:p>
-        </w:tc>
-      </w:tr>
-      <w:tr>
-        <w:trPr>
-          <w:tblCellSpacing w:w="15" w:type="dxa"/>
-        </w:trPr>
-        <w:tc>
-          <w:tcPr>
-            <w:tcW w:w="0" w:type="auto"/>
-            <w:vAlign w:val="center"/>
-            <w:hideMark/>
-          </w:tcPr>
-          <w:p>
-            <w:pPr>
-              <w:rPr>
-                <w:lang w:val="pl-PL"/>
-              </w:rPr>
-            </w:pPr>
-            <w:proofErr w:type="spellStart"/>
-            <w:r>
-              <w:rPr>
-                <w:lang w:val="pl-PL"/>
-              </w:rPr>
-              <w:t>congestion_level</w:t>
-            </w:r>
-            <w:proofErr w:type="spellEnd"/>
-          </w:p>
-        </w:tc>
-        <w:tc>
-          <w:tcPr>
-            <w:tcW w:w="0" w:type="auto"/>
-            <w:vAlign w:val="center"/>
-            <w:hideMark/>
-          </w:tcPr>
-          <w:p>
-            <w:pPr>
-              <w:rPr>
-                <w:lang w:val="pl-PL"/>
-              </w:rPr>
-            </w:pPr>
-            <w:proofErr w:type="spellStart"/>
-            <w:r>
-              <w:rPr>
-                <w:lang w:val="pl-PL"/>
-              </w:rPr>
-              <w:t>low</w:t>
-            </w:r>
-            <w:proofErr w:type="spellEnd"/>
-            <w:r>
-              <w:rPr>
-                <w:lang w:val="pl-PL"/>
-              </w:rPr>
-              <w:t xml:space="preserve"> / medium / high na podstawie liczby kursów w ostatniej godzinie</w:t>
-            </w:r>
-          </w:p>
-        </w:tc>
-      </w:tr>
-      <w:tr>
-        <w:trPr>
-          <w:tblCellSpacing w:w="15" w:type="dxa"/>
-        </w:trPr>
-        <w:tc>
-          <w:tcPr>
-            <w:tcW w:w="0" w:type="auto"/>
-            <w:vAlign w:val="center"/>
-            <w:hideMark/>
-          </w:tcPr>
-          <w:p>
-            <w:pPr>
-              <w:rPr>
-                <w:lang w:val="pl-PL"/>
-              </w:rPr>
-            </w:pPr>
             <w:proofErr w:type="spellStart"/>
             <w:r>
               <w:rPr>
@@ -3544,7 +3176,7 @@
               <w:rPr>
                 <w:lang w:val="pl-PL"/>
               </w:rPr>
-              <w:t xml:space="preserve">godzina z </w:t>
+              <w:t xml:space="preserve">godzina wyciągnięta z </w:t>
             </w:r>
             <w:proofErr w:type="spellStart"/>
             <w:r>
@@ -3599,7 +3231,7 @@
               <w:rPr>
                 <w:lang w:val="pl-PL"/>
               </w:rPr>
-              <w:t xml:space="preserve">dzień tygodnia z </w:t>
+              <w:t xml:space="preserve">dzień tygodnia wyciągnięty z </w:t>
             </w:r>
             <w:proofErr w:type="spellStart"/>
             <w:r>
@@ -3654,7 +3286,7 @@
               <w:rPr>
                 <w:lang w:val="pl-PL"/>
               </w:rPr>
-              <w:t>TRUE dla soboty lub niedzieli</w:t>
+              <w:t>TRUE, gdy dzień tygodnia to sobota lub niedziela</w:t>
             </w:r>
           </w:p>
         </w:tc>
@@ -3706,6 +3338,437 @@
           </w:p>
         </w:tc>
       </w:tr>
+      <w:tr>
+        <w:trPr>
+          <w:tblCellSpacing w:w="15" w:type="dxa"/>
+        </w:trPr>
+        <w:tc>
+          <w:tcPr>
+            <w:tcW w:w="0" w:type="auto"/>
+            <w:vAlign w:val="center"/>
+            <w:hideMark/>
+          </w:tcPr>
+          <w:p>
+            <w:pPr>
+              <w:rPr>
+                <w:lang w:val="pl-PL"/>
+              </w:rPr>
+            </w:pPr>
+            <w:proofErr w:type="spellStart"/>
+            <w:r>
+              <w:rPr>
+                <w:lang w:val="pl-PL"/>
+              </w:rPr>
+              <w:t>total_trips</w:t>
+            </w:r>
+            <w:proofErr w:type="spellEnd"/>
+          </w:p>
+        </w:tc>
+        <w:tc>
+          <w:tcPr>
+            <w:tcW w:w="0" w:type="auto"/>
+            <w:vAlign w:val="center"/>
+            <w:hideMark/>
+          </w:tcPr>
+          <w:p>
+            <w:pPr>
+              <w:rPr>
+                <w:lang w:val="pl-PL"/>
+              </w:rPr>
+            </w:pPr>
+            <w:r>
+              <w:rPr>
+                <w:lang w:val="pl-PL"/>
+              </w:rPr>
+              <w:t>liczba wszystkich kursów w danej strefie i przedziale czasu</w:t>
+            </w:r>
+          </w:p>
+        </w:tc>
+      </w:tr>
+      <w:tr>
+        <w:trPr>
+          <w:tblCellSpacing w:w="15" w:type="dxa"/>
+        </w:trPr>
+        <w:tc>
+          <w:tcPr>
+            <w:tcW w:w="0" w:type="auto"/>
+            <w:vAlign w:val="center"/>
+            <w:hideMark/>
+          </w:tcPr>
+          <w:p>
+            <w:pPr>
+              <w:rPr>
+                <w:lang w:val="pl-PL"/>
+              </w:rPr>
+            </w:pPr>
+            <w:proofErr w:type="spellStart"/>
+            <w:r>
+              <w:rPr>
+                <w:lang w:val="pl-PL"/>
+              </w:rPr>
+              <w:t>avg_trip_duration_sec</w:t>
+            </w:r>
+            <w:proofErr w:type="spellEnd"/>
+          </w:p>
+        </w:tc>
+        <w:tc>
+          <w:tcPr>
+            <w:tcW w:w="0" w:type="auto"/>
+            <w:vAlign w:val="center"/>
+            <w:hideMark/>
+          </w:tcPr>
+          <w:p>
+            <w:pPr>
+              <w:rPr>
+                <w:lang w:val="pl-PL"/>
+              </w:rPr>
+            </w:pPr>
+            <w:r>
+              <w:rPr>
+                <w:lang w:val="pl-PL"/>
+              </w:rPr>
+              <w:t>średni czas przejazdu w sekundach</w:t>
+            </w:r>
+          </w:p>
+        </w:tc>
+      </w:tr>
+      <w:tr>
+        <w:trPr>
+          <w:tblCellSpacing w:w="15" w:type="dxa"/>
+        </w:trPr>
+        <w:tc>
+          <w:tcPr>
+            <w:tcW w:w="0" w:type="auto"/>
+            <w:vAlign w:val="center"/>
+            <w:hideMark/>
+          </w:tcPr>
+          <w:p>
+            <w:pPr>
+              <w:rPr>
+                <w:lang w:val="pl-PL"/>
+              </w:rPr>
+            </w:pPr>
+            <w:proofErr w:type="spellStart"/>
+            <w:r>
+              <w:rPr>
+                <w:lang w:val="pl-PL"/>
+              </w:rPr>
+              <w:t>avg_trip_distance_km</w:t>
+            </w:r>
+            <w:proofErr w:type="spellEnd"/>
+          </w:p>
+        </w:tc>
+        <w:tc>
+          <w:tcPr>
+            <w:tcW w:w="0" w:type="auto"/>
+            <w:vAlign w:val="center"/>
+            <w:hideMark/>
+          </w:tcPr>
+          <w:p>
+            <w:pPr>
+              <w:rPr>
+                <w:lang w:val="pl-PL"/>
+              </w:rPr>
+            </w:pPr>
+            <w:r>
+              <w:rPr>
+                <w:lang w:val="pl-PL"/>
+              </w:rPr>
+              <w:t>średni dystans przejazdu w kilometrach</w:t>
+            </w:r>
+          </w:p>
+        </w:tc>
+      </w:tr>
+      <w:tr>
+        <w:trPr>
+          <w:tblCellSpacing w:w="15" w:type="dxa"/>
+        </w:trPr>
+        <w:tc>
+          <w:tcPr>
+            <w:tcW w:w="0" w:type="auto"/>
+            <w:vAlign w:val="center"/>
+            <w:hideMark/>
+          </w:tcPr>
+          <w:p>
+            <w:pPr>
+              <w:rPr>
+                <w:lang w:val="pl-PL"/>
+              </w:rPr>
+            </w:pPr>
+            <w:proofErr w:type="spellStart"/>
+            <w:r>
+              <w:rPr>
+                <w:lang w:val="pl-PL"/>
+              </w:rPr>
+              <w:t>avg_speed_kmh</w:t>
+            </w:r>
+            <w:proofErr w:type="spellEnd"/>
+          </w:p>
+        </w:tc>
+        <w:tc>
+          <w:tcPr>
+            <w:tcW w:w="0" w:type="auto"/>
+            <w:vAlign w:val="center"/>
+            <w:hideMark/>
+          </w:tcPr>
+          <w:p>
+            <w:pPr>
+              <w:rPr>
+                <w:lang w:val="pl-PL"/>
+              </w:rPr>
+            </w:pPr>
+            <w:r>
+              <w:rPr>
+                <w:lang w:val="pl-PL"/>
+              </w:rPr>
+              <w:t>średnia prędkość przejazdu w km/h</w:t>
+            </w:r>
+          </w:p>
+        </w:tc>
+      </w:tr>
+      <w:tr>
+        <w:trPr>
+          <w:tblCellSpacing w:w="15" w:type="dxa"/>
+        </w:trPr>
+        <w:tc>
+          <w:tcPr>
+            <w:tcW w:w="0" w:type="auto"/>
+            <w:vAlign w:val="center"/>
+            <w:hideMark/>
+          </w:tcPr>
+          <w:p>
+            <w:pPr>
+              <w:rPr>
+                <w:lang w:val="pl-PL"/>
+              </w:rPr>
+            </w:pPr>
+            <w:proofErr w:type="spellStart"/>
+            <w:r>
+              <w:rPr>
+                <w:lang w:val="pl-PL"/>
+              </w:rPr>
+              <w:t>max_speed_kmh</w:t>
+            </w:r>
+            <w:proofErr w:type="spellEnd"/>
+          </w:p>
+        </w:tc>
+        <w:tc>
+          <w:tcPr>
+            <w:tcW w:w="0" w:type="auto"/>
+            <w:vAlign w:val="center"/>
+            <w:hideMark/>
+          </w:tcPr>
+          <w:p>
+            <w:pPr>
+              <w:rPr>
+                <w:lang w:val="pl-PL"/>
+              </w:rPr>
+            </w:pPr>
+            <w:r>
+              <w:rPr>
+                <w:lang w:val="pl-PL"/>
+              </w:rPr>
+              <w:t>maksymalna średnia prędkość przejazdu</w:t>
+            </w:r>
+          </w:p>
+        </w:tc>
+      </w:tr>
+      <w:tr>
+        <w:trPr>
+          <w:tblCellSpacing w:w="15" w:type="dxa"/>
+        </w:trPr>
+        <w:tc>
+          <w:tcPr>
+            <w:tcW w:w="0" w:type="auto"/>
+            <w:vAlign w:val="center"/>
+            <w:hideMark/>
+          </w:tcPr>
+          <w:p>
+            <w:pPr>
+              <w:rPr>
+                <w:lang w:val="pl-PL"/>
+              </w:rPr>
+            </w:pPr>
+            <w:proofErr w:type="spellStart"/>
+            <w:r>
+              <w:rPr>
+                <w:lang w:val="pl-PL"/>
+              </w:rPr>
+              <w:t>min_speed_kmh</w:t>
+            </w:r>
+            <w:proofErr w:type="spellEnd"/>
+          </w:p>
+        </w:tc>
+        <w:tc>
+          <w:tcPr>
+            <w:tcW w:w="0" w:type="auto"/>
+            <w:vAlign w:val="center"/>
+            <w:hideMark/>
+          </w:tcPr>
+          <w:p>
+            <w:pPr>
+              <w:rPr>
+                <w:lang w:val="pl-PL"/>
+              </w:rPr>
+            </w:pPr>
+            <w:r>
+              <w:rPr>
+                <w:lang w:val="pl-PL"/>
+              </w:rPr>
+              <w:t>minimalna średnia prędkość przejazdu</w:t>
+            </w:r>
+          </w:p>
+        </w:tc>
+      </w:tr>
+      <w:tr>
+        <w:trPr>
+          <w:tblCellSpacing w:w="15" w:type="dxa"/>
+        </w:trPr>
+        <w:tc>
+          <w:tcPr>
+            <w:tcW w:w="0" w:type="auto"/>
+            <w:vAlign w:val="center"/>
+            <w:hideMark/>
+          </w:tcPr>
+          <w:p>
+            <w:pPr>
+              <w:rPr>
+                <w:lang w:val="pl-PL"/>
+              </w:rPr>
+            </w:pPr>
+            <w:proofErr w:type="spellStart"/>
+            <w:r>
+              <w:rPr>
+                <w:lang w:val="pl-PL"/>
+              </w:rPr>
+              <w:t>avg_passenger_count</w:t>
+            </w:r>
+            <w:proofErr w:type="spellEnd"/>
+          </w:p>
+        </w:tc>
+        <w:tc>
+          <w:tcPr>
+            <w:tcW w:w="0" w:type="auto"/>
+            <w:vAlign w:val="center"/>
+            <w:hideMark/>
+          </w:tcPr>
+          <w:p>
+            <w:pPr>
+              <w:rPr>
+                <w:lang w:val="pl-PL"/>
+              </w:rPr>
+            </w:pPr>
+            <w:r>
+              <w:rPr>
+                <w:lang w:val="pl-PL"/>
+              </w:rPr>
+              <w:t>średnia liczba pasażerów</w:t>
+            </w:r>
+          </w:p>
+        </w:tc>
+      </w:tr>
+      <w:tr>
+        <w:trPr>
+          <w:tblCellSpacing w:w="15" w:type="dxa"/>
+        </w:trPr>
+        <w:tc>
+          <w:tcPr>
+            <w:tcW w:w="0" w:type="auto"/>
+            <w:vAlign w:val="center"/>
+            <w:hideMark/>
+          </w:tcPr>
+          <w:p>
+            <w:pPr>
+              <w:rPr>
+                <w:lang w:val="pl-PL"/>
+              </w:rPr>
+            </w:pPr>
+            <w:proofErr w:type="spellStart"/>
+            <w:r>
+              <w:rPr>
+                <w:lang w:val="pl-PL"/>
+              </w:rPr>
+              <w:t>congestion_level</w:t>
+            </w:r>
+            <w:proofErr w:type="spellEnd"/>
+          </w:p>
+        </w:tc>
+        <w:tc>
+          <w:tcPr>
+            <w:tcW w:w="0" w:type="auto"/>
+            <w:vAlign w:val="center"/>
+            <w:hideMark/>
+          </w:tcPr>
+          <w:p>
+            <w:pPr>
+              <w:rPr>
+                <w:lang w:val="pl-PL"/>
+              </w:rPr>
+            </w:pPr>
+            <w:proofErr w:type="spellStart"/>
+            <w:r>
+              <w:rPr>
+                <w:lang w:val="pl-PL"/>
+              </w:rPr>
+              <w:t>low</w:t>
+            </w:r>
+            <w:proofErr w:type="spellEnd"/>
+            <w:r>
+              <w:rPr>
+                <w:lang w:val="pl-PL"/>
+              </w:rPr>
+              <w:t xml:space="preserve"> / medium / high na podstawie liczby kursów</w:t>
+            </w:r>
+          </w:p>
+        </w:tc>
+      </w:tr>
+      <w:tr>
+        <w:trPr>
+          <w:tblCellSpacing w:w="15" w:type="dxa"/>
+        </w:trPr>
+        <w:tc>
+          <w:tcPr>
+            <w:tcW w:w="0" w:type="auto"/>
+            <w:vAlign w:val="center"/>
+            <w:hideMark/>
+          </w:tcPr>
+          <w:p>
+            <w:pPr>
+              <w:rPr>
+                <w:lang w:val="pl-PL"/>
+              </w:rPr>
+            </w:pPr>
+            <w:proofErr w:type="spellStart"/>
+            <w:r>
+              <w:rPr>
+                <w:lang w:val="pl-PL"/>
+              </w:rPr>
+              <w:t>traffic_density_score</w:t>
+            </w:r>
+            <w:proofErr w:type="spellEnd"/>
+          </w:p>
+        </w:tc>
+        <w:tc>
+          <w:tcPr>
+            <w:tcW w:w="0" w:type="auto"/>
+            <w:vAlign w:val="center"/>
+            <w:hideMark/>
+          </w:tcPr>
+          <w:p>
+            <w:pPr>
+              <w:rPr>
+                <w:lang w:val="pl-PL"/>
+              </w:rPr>
+            </w:pPr>
+            <w:r>
+              <w:rPr>
+                <w:lang w:val="pl-PL"/>
+              </w:rPr>
+              <w:t>wskaźnik zatłoczenia: liczba kursów podzielona przez średnią prędkość</w:t>
+            </w:r>
+          </w:p>
+        </w:tc>
+      </w:tr>
     </w:tbl>
     <w:p>
       <w:pPr>
@@ -3713,6 +3776,34 @@
           <w:lang w:val="pl-PL"/>
         </w:rPr>
       </w:pPr>
+      <w:r>
+        <w:rPr>
+          <w:b/>
+          <w:bCs/>
+          <w:lang w:val="pl-PL"/>
+        </w:rPr>
+        <w:t>Target modelu / zastosowanie:</w:t>
+      </w:r>
+      <w:r>
+        <w:rPr>
+          <w:lang w:val="pl-PL"/>
+        </w:rPr>
+        <w:br/>
+      </w:r>
+      <w:proofErr w:type="spellStart"/>
+      <w:r>
+        <w:rPr>
+          <w:lang w:val="pl-PL"/>
+        </w:rPr>
+        <w:t>dashboard</w:t>
+      </w:r>
+      <w:proofErr w:type="spellEnd"/>
+      <w:r>
+        <w:rPr>
+          <w:lang w:val="pl-PL"/>
+        </w:rPr>
+        <w:t xml:space="preserve"> i analityka ruchu miejskiego. Widok pozwala analizować, które strefy są najbardziej obciążone, w jakich godzinach spada średnia prędkość oraz gdzie występuje największe zatłoczenie.</w:t>
+      </w:r>
     </w:p>
     <w:p>
       <w:pPr>
@@ -3720,19 +3811,6 @@
           <w:lang w:val="pl-PL"/>
         </w:rPr>
       </w:pPr>
-      <w:r>
-        <w:rPr>
-          <w:lang w:val="pl-PL"/>
-        </w:rPr>
-        <w:t>Target modelu:</w:t>
-      </w:r>
-    </w:p>
-    <w:p>
-      <w:proofErr w:type="spellStart"/>
-      <w:r>
-        <w:t>avg_speed</w:t>
-      </w:r>
-      <w:proofErr w:type="spellEnd"/>
     </w:p>
     <w:sectPr>
       <w:pgSz w:w="12240" w:h="15840"/>
